--- a/TOC/Java_Backend_Developer_3-Day_Final_TOC.docx
+++ b/TOC/Java_Backend_Developer_3-Day_Final_TOC.docx
@@ -2485,6 +2485,7 @@
         </w:tabs>
         <w:ind w:left="1080" w:hanging="360"/>
       </w:pPr>
+      <w:rPr/>
     </w:lvl>
     <w:lvl w:ilvl="2">
       <w:start w:val="1"/>
@@ -2497,6 +2498,7 @@
         </w:tabs>
         <w:ind w:left="1440" w:hanging="360"/>
       </w:pPr>
+      <w:rPr/>
     </w:lvl>
     <w:lvl w:ilvl="3">
       <w:start w:val="1"/>
@@ -2509,6 +2511,7 @@
         </w:tabs>
         <w:ind w:left="1800" w:hanging="360"/>
       </w:pPr>
+      <w:rPr/>
     </w:lvl>
     <w:lvl w:ilvl="4">
       <w:start w:val="1"/>
@@ -2521,6 +2524,7 @@
         </w:tabs>
         <w:ind w:left="2160" w:hanging="360"/>
       </w:pPr>
+      <w:rPr/>
     </w:lvl>
     <w:lvl w:ilvl="5">
       <w:start w:val="1"/>
@@ -2533,6 +2537,7 @@
         </w:tabs>
         <w:ind w:left="2520" w:hanging="360"/>
       </w:pPr>
+      <w:rPr/>
     </w:lvl>
     <w:lvl w:ilvl="6">
       <w:start w:val="1"/>
@@ -2545,6 +2550,7 @@
         </w:tabs>
         <w:ind w:left="2880" w:hanging="360"/>
       </w:pPr>
+      <w:rPr/>
     </w:lvl>
     <w:lvl w:ilvl="7">
       <w:start w:val="1"/>
@@ -2557,6 +2563,7 @@
         </w:tabs>
         <w:ind w:left="3240" w:hanging="360"/>
       </w:pPr>
+      <w:rPr/>
     </w:lvl>
     <w:lvl w:ilvl="8">
       <w:start w:val="1"/>
@@ -2569,6 +2576,7 @@
         </w:tabs>
         <w:ind w:left="3600" w:hanging="360"/>
       </w:pPr>
+      <w:rPr/>
     </w:lvl>
   </w:abstractNum>
   <w:abstractNum w:abstractNumId="2">
@@ -2598,6 +2606,7 @@
         </w:tabs>
         <w:ind w:left="1080" w:hanging="360"/>
       </w:pPr>
+      <w:rPr/>
     </w:lvl>
     <w:lvl w:ilvl="2">
       <w:start w:val="1"/>
@@ -2610,6 +2619,7 @@
         </w:tabs>
         <w:ind w:left="1440" w:hanging="360"/>
       </w:pPr>
+      <w:rPr/>
     </w:lvl>
     <w:lvl w:ilvl="3">
       <w:start w:val="1"/>
@@ -2622,6 +2632,7 @@
         </w:tabs>
         <w:ind w:left="1800" w:hanging="360"/>
       </w:pPr>
+      <w:rPr/>
     </w:lvl>
     <w:lvl w:ilvl="4">
       <w:start w:val="1"/>
@@ -2634,6 +2645,7 @@
         </w:tabs>
         <w:ind w:left="2160" w:hanging="360"/>
       </w:pPr>
+      <w:rPr/>
     </w:lvl>
     <w:lvl w:ilvl="5">
       <w:start w:val="1"/>
@@ -2646,6 +2658,7 @@
         </w:tabs>
         <w:ind w:left="2520" w:hanging="360"/>
       </w:pPr>
+      <w:rPr/>
     </w:lvl>
     <w:lvl w:ilvl="6">
       <w:start w:val="1"/>
@@ -2658,6 +2671,7 @@
         </w:tabs>
         <w:ind w:left="2880" w:hanging="360"/>
       </w:pPr>
+      <w:rPr/>
     </w:lvl>
     <w:lvl w:ilvl="7">
       <w:start w:val="1"/>
@@ -2670,6 +2684,7 @@
         </w:tabs>
         <w:ind w:left="3240" w:hanging="360"/>
       </w:pPr>
+      <w:rPr/>
     </w:lvl>
     <w:lvl w:ilvl="8">
       <w:start w:val="1"/>
@@ -2682,6 +2697,7 @@
         </w:tabs>
         <w:ind w:left="3600" w:hanging="360"/>
       </w:pPr>
+      <w:rPr/>
     </w:lvl>
   </w:abstractNum>
   <w:abstractNum w:abstractNumId="3">
@@ -2711,6 +2727,7 @@
         </w:tabs>
         <w:ind w:left="1080" w:hanging="360"/>
       </w:pPr>
+      <w:rPr/>
     </w:lvl>
     <w:lvl w:ilvl="2">
       <w:start w:val="1"/>
@@ -2723,6 +2740,7 @@
         </w:tabs>
         <w:ind w:left="1440" w:hanging="360"/>
       </w:pPr>
+      <w:rPr/>
     </w:lvl>
     <w:lvl w:ilvl="3">
       <w:start w:val="1"/>
@@ -2735,6 +2753,7 @@
         </w:tabs>
         <w:ind w:left="1800" w:hanging="360"/>
       </w:pPr>
+      <w:rPr/>
     </w:lvl>
     <w:lvl w:ilvl="4">
       <w:start w:val="1"/>
@@ -2747,6 +2766,7 @@
         </w:tabs>
         <w:ind w:left="2160" w:hanging="360"/>
       </w:pPr>
+      <w:rPr/>
     </w:lvl>
     <w:lvl w:ilvl="5">
       <w:start w:val="1"/>
@@ -2759,6 +2779,7 @@
         </w:tabs>
         <w:ind w:left="2520" w:hanging="360"/>
       </w:pPr>
+      <w:rPr/>
     </w:lvl>
     <w:lvl w:ilvl="6">
       <w:start w:val="1"/>
@@ -2771,6 +2792,7 @@
         </w:tabs>
         <w:ind w:left="2880" w:hanging="360"/>
       </w:pPr>
+      <w:rPr/>
     </w:lvl>
     <w:lvl w:ilvl="7">
       <w:start w:val="1"/>
@@ -2783,6 +2805,7 @@
         </w:tabs>
         <w:ind w:left="3240" w:hanging="360"/>
       </w:pPr>
+      <w:rPr/>
     </w:lvl>
     <w:lvl w:ilvl="8">
       <w:start w:val="1"/>
@@ -2795,6 +2818,7 @@
         </w:tabs>
         <w:ind w:left="3600" w:hanging="360"/>
       </w:pPr>
+      <w:rPr/>
     </w:lvl>
   </w:abstractNum>
   <w:abstractNum w:abstractNumId="4">
@@ -2822,6 +2846,7 @@
         </w:tabs>
         <w:ind w:left="1080" w:hanging="360"/>
       </w:pPr>
+      <w:rPr/>
     </w:lvl>
     <w:lvl w:ilvl="2">
       <w:start w:val="1"/>
@@ -2834,6 +2859,7 @@
         </w:tabs>
         <w:ind w:left="1440" w:hanging="360"/>
       </w:pPr>
+      <w:rPr/>
     </w:lvl>
     <w:lvl w:ilvl="3">
       <w:start w:val="1"/>
@@ -2846,6 +2872,7 @@
         </w:tabs>
         <w:ind w:left="1800" w:hanging="360"/>
       </w:pPr>
+      <w:rPr/>
     </w:lvl>
     <w:lvl w:ilvl="4">
       <w:start w:val="1"/>
@@ -2858,6 +2885,7 @@
         </w:tabs>
         <w:ind w:left="2160" w:hanging="360"/>
       </w:pPr>
+      <w:rPr/>
     </w:lvl>
     <w:lvl w:ilvl="5">
       <w:start w:val="1"/>
@@ -2870,6 +2898,7 @@
         </w:tabs>
         <w:ind w:left="2520" w:hanging="360"/>
       </w:pPr>
+      <w:rPr/>
     </w:lvl>
     <w:lvl w:ilvl="6">
       <w:start w:val="1"/>
@@ -2882,6 +2911,7 @@
         </w:tabs>
         <w:ind w:left="2880" w:hanging="360"/>
       </w:pPr>
+      <w:rPr/>
     </w:lvl>
     <w:lvl w:ilvl="7">
       <w:start w:val="1"/>
@@ -2894,6 +2924,7 @@
         </w:tabs>
         <w:ind w:left="3240" w:hanging="360"/>
       </w:pPr>
+      <w:rPr/>
     </w:lvl>
     <w:lvl w:ilvl="8">
       <w:start w:val="1"/>
@@ -2906,6 +2937,7 @@
         </w:tabs>
         <w:ind w:left="3600" w:hanging="360"/>
       </w:pPr>
+      <w:rPr/>
     </w:lvl>
   </w:abstractNum>
   <w:abstractNum w:abstractNumId="5">
@@ -2933,6 +2965,7 @@
         </w:tabs>
         <w:ind w:left="1080" w:hanging="360"/>
       </w:pPr>
+      <w:rPr/>
     </w:lvl>
     <w:lvl w:ilvl="2">
       <w:start w:val="1"/>
@@ -2945,6 +2978,7 @@
         </w:tabs>
         <w:ind w:left="1440" w:hanging="360"/>
       </w:pPr>
+      <w:rPr/>
     </w:lvl>
     <w:lvl w:ilvl="3">
       <w:start w:val="1"/>
@@ -2957,6 +2991,7 @@
         </w:tabs>
         <w:ind w:left="1800" w:hanging="360"/>
       </w:pPr>
+      <w:rPr/>
     </w:lvl>
     <w:lvl w:ilvl="4">
       <w:start w:val="1"/>
@@ -2969,6 +3004,7 @@
         </w:tabs>
         <w:ind w:left="2160" w:hanging="360"/>
       </w:pPr>
+      <w:rPr/>
     </w:lvl>
     <w:lvl w:ilvl="5">
       <w:start w:val="1"/>
@@ -2981,6 +3017,7 @@
         </w:tabs>
         <w:ind w:left="2520" w:hanging="360"/>
       </w:pPr>
+      <w:rPr/>
     </w:lvl>
     <w:lvl w:ilvl="6">
       <w:start w:val="1"/>
@@ -2993,6 +3030,7 @@
         </w:tabs>
         <w:ind w:left="2880" w:hanging="360"/>
       </w:pPr>
+      <w:rPr/>
     </w:lvl>
     <w:lvl w:ilvl="7">
       <w:start w:val="1"/>
@@ -3005,6 +3043,7 @@
         </w:tabs>
         <w:ind w:left="3240" w:hanging="360"/>
       </w:pPr>
+      <w:rPr/>
     </w:lvl>
     <w:lvl w:ilvl="8">
       <w:start w:val="1"/>
@@ -3017,6 +3056,7 @@
         </w:tabs>
         <w:ind w:left="3600" w:hanging="360"/>
       </w:pPr>
+      <w:rPr/>
     </w:lvl>
   </w:abstractNum>
   <w:abstractNum w:abstractNumId="6">
@@ -3044,6 +3084,7 @@
         </w:tabs>
         <w:ind w:left="1080" w:hanging="360"/>
       </w:pPr>
+      <w:rPr/>
     </w:lvl>
     <w:lvl w:ilvl="2">
       <w:start w:val="1"/>
@@ -3056,6 +3097,7 @@
         </w:tabs>
         <w:ind w:left="1440" w:hanging="360"/>
       </w:pPr>
+      <w:rPr/>
     </w:lvl>
     <w:lvl w:ilvl="3">
       <w:start w:val="1"/>
@@ -3068,6 +3110,7 @@
         </w:tabs>
         <w:ind w:left="1800" w:hanging="360"/>
       </w:pPr>
+      <w:rPr/>
     </w:lvl>
     <w:lvl w:ilvl="4">
       <w:start w:val="1"/>
@@ -3080,6 +3123,7 @@
         </w:tabs>
         <w:ind w:left="2160" w:hanging="360"/>
       </w:pPr>
+      <w:rPr/>
     </w:lvl>
     <w:lvl w:ilvl="5">
       <w:start w:val="1"/>
@@ -3092,6 +3136,7 @@
         </w:tabs>
         <w:ind w:left="2520" w:hanging="360"/>
       </w:pPr>
+      <w:rPr/>
     </w:lvl>
     <w:lvl w:ilvl="6">
       <w:start w:val="1"/>
@@ -3104,6 +3149,7 @@
         </w:tabs>
         <w:ind w:left="2880" w:hanging="360"/>
       </w:pPr>
+      <w:rPr/>
     </w:lvl>
     <w:lvl w:ilvl="7">
       <w:start w:val="1"/>
@@ -3116,6 +3162,7 @@
         </w:tabs>
         <w:ind w:left="3240" w:hanging="360"/>
       </w:pPr>
+      <w:rPr/>
     </w:lvl>
     <w:lvl w:ilvl="8">
       <w:start w:val="1"/>
@@ -3128,6 +3175,7 @@
         </w:tabs>
         <w:ind w:left="3600" w:hanging="360"/>
       </w:pPr>
+      <w:rPr/>
     </w:lvl>
   </w:abstractNum>
   <w:abstractNum w:abstractNumId="7">
@@ -3278,7 +3326,7 @@
   <w:docDefaults>
     <w:rPrDefault>
       <w:rPr>
-        <w:rFonts w:ascii="Cambria" w:hAnsi="Cambria" w:eastAsia="ＭＳ 明朝" w:cs="" w:asciiTheme="minorHAnsi" w:cstheme="minorBidi" w:eastAsiaTheme="minorEastAsia" w:hAnsiTheme="minorHAnsi"/>
+        <w:rFonts w:ascii="Cambria" w:hAnsi="Cambria" w:eastAsia="" w:cs="" w:asciiTheme="minorHAnsi" w:cstheme="minorBidi" w:eastAsiaTheme="minorEastAsia" w:hAnsiTheme="minorHAnsi"/>
         <w:sz w:val="22"/>
         <w:szCs w:val="22"/>
         <w:lang w:val="en-US" w:eastAsia="en-US" w:bidi="ar-SA"/>
@@ -3435,12 +3483,13 @@
     <w:rsid w:val="00fc693f"/>
     <w:pPr>
       <w:widowControl/>
+      <w:suppressAutoHyphens w:val="true"/>
       <w:bidi w:val="0"/>
       <w:spacing w:lineRule="auto" w:line="276" w:before="0" w:after="200"/>
       <w:jc w:val="left"/>
     </w:pPr>
     <w:rPr>
-      <w:rFonts w:ascii="Aptos" w:hAnsi="Aptos" w:eastAsia="ＭＳ 明朝" w:cs="" w:cstheme="minorBidi" w:eastAsiaTheme="minorEastAsia"/>
+      <w:rFonts w:ascii="Aptos" w:hAnsi="Aptos" w:eastAsia="" w:cs="" w:cstheme="minorBidi" w:eastAsiaTheme="minorEastAsia"/>
       <w:color w:val="auto"/>
       <w:kern w:val="0"/>
       <w:sz w:val="18"/>
@@ -3463,7 +3512,7 @@
       <w:outlineLvl w:val="0"/>
     </w:pPr>
     <w:rPr>
-      <w:rFonts w:ascii="Calibri" w:hAnsi="Calibri" w:eastAsia="ＭＳ ゴシック" w:cs="" w:asciiTheme="majorHAnsi" w:cstheme="majorBidi" w:eastAsiaTheme="majorEastAsia" w:hAnsiTheme="majorHAnsi"/>
+      <w:rFonts w:ascii="Calibri" w:hAnsi="Calibri" w:eastAsia="" w:cs="" w:asciiTheme="majorHAnsi" w:cstheme="majorBidi" w:eastAsiaTheme="majorEastAsia" w:hAnsiTheme="majorHAnsi"/>
       <w:b/>
       <w:bCs/>
       <w:color w:themeColor="accent1" w:themeShade="bf" w:val="365F91"/>
@@ -3487,7 +3536,7 @@
       <w:outlineLvl w:val="1"/>
     </w:pPr>
     <w:rPr>
-      <w:rFonts w:ascii="Calibri" w:hAnsi="Calibri" w:eastAsia="ＭＳ ゴシック" w:cs="" w:asciiTheme="majorHAnsi" w:cstheme="majorBidi" w:eastAsiaTheme="majorEastAsia" w:hAnsiTheme="majorHAnsi"/>
+      <w:rFonts w:ascii="Calibri" w:hAnsi="Calibri" w:eastAsia="" w:cs="" w:asciiTheme="majorHAnsi" w:cstheme="majorBidi" w:eastAsiaTheme="majorEastAsia" w:hAnsiTheme="majorHAnsi"/>
       <w:b/>
       <w:bCs/>
       <w:color w:themeColor="accent1" w:val="4F81BD"/>
@@ -3511,7 +3560,7 @@
       <w:outlineLvl w:val="2"/>
     </w:pPr>
     <w:rPr>
-      <w:rFonts w:ascii="Calibri" w:hAnsi="Calibri" w:eastAsia="ＭＳ ゴシック" w:cs="" w:asciiTheme="majorHAnsi" w:cstheme="majorBidi" w:eastAsiaTheme="majorEastAsia" w:hAnsiTheme="majorHAnsi"/>
+      <w:rFonts w:ascii="Calibri" w:hAnsi="Calibri" w:eastAsia="" w:cs="" w:asciiTheme="majorHAnsi" w:cstheme="majorBidi" w:eastAsiaTheme="majorEastAsia" w:hAnsiTheme="majorHAnsi"/>
       <w:b/>
       <w:bCs/>
       <w:color w:themeColor="accent1" w:val="4F81BD"/>
@@ -3534,7 +3583,7 @@
       <w:outlineLvl w:val="3"/>
     </w:pPr>
     <w:rPr>
-      <w:rFonts w:ascii="Calibri" w:hAnsi="Calibri" w:eastAsia="ＭＳ ゴシック" w:cs="" w:asciiTheme="majorHAnsi" w:cstheme="majorBidi" w:eastAsiaTheme="majorEastAsia" w:hAnsiTheme="majorHAnsi"/>
+      <w:rFonts w:ascii="Calibri" w:hAnsi="Calibri" w:eastAsia="" w:cs="" w:asciiTheme="majorHAnsi" w:cstheme="majorBidi" w:eastAsiaTheme="majorEastAsia" w:hAnsiTheme="majorHAnsi"/>
       <w:b/>
       <w:bCs/>
       <w:i/>
@@ -3559,7 +3608,7 @@
       <w:outlineLvl w:val="4"/>
     </w:pPr>
     <w:rPr>
-      <w:rFonts w:ascii="Calibri" w:hAnsi="Calibri" w:eastAsia="ＭＳ ゴシック" w:cs="" w:asciiTheme="majorHAnsi" w:cstheme="majorBidi" w:eastAsiaTheme="majorEastAsia" w:hAnsiTheme="majorHAnsi"/>
+      <w:rFonts w:ascii="Calibri" w:hAnsi="Calibri" w:eastAsia="" w:cs="" w:asciiTheme="majorHAnsi" w:cstheme="majorBidi" w:eastAsiaTheme="majorEastAsia" w:hAnsiTheme="majorHAnsi"/>
       <w:color w:themeColor="accent1" w:themeShade="7f" w:val="243F60"/>
     </w:rPr>
   </w:style>
@@ -3580,7 +3629,7 @@
       <w:outlineLvl w:val="5"/>
     </w:pPr>
     <w:rPr>
-      <w:rFonts w:ascii="Calibri" w:hAnsi="Calibri" w:eastAsia="ＭＳ ゴシック" w:cs="" w:asciiTheme="majorHAnsi" w:cstheme="majorBidi" w:eastAsiaTheme="majorEastAsia" w:hAnsiTheme="majorHAnsi"/>
+      <w:rFonts w:ascii="Calibri" w:hAnsi="Calibri" w:eastAsia="" w:cs="" w:asciiTheme="majorHAnsi" w:cstheme="majorBidi" w:eastAsiaTheme="majorEastAsia" w:hAnsiTheme="majorHAnsi"/>
       <w:i/>
       <w:iCs/>
       <w:color w:themeColor="accent1" w:themeShade="7f" w:val="243F60"/>
@@ -3603,7 +3652,7 @@
       <w:outlineLvl w:val="6"/>
     </w:pPr>
     <w:rPr>
-      <w:rFonts w:ascii="Calibri" w:hAnsi="Calibri" w:eastAsia="ＭＳ ゴシック" w:cs="" w:asciiTheme="majorHAnsi" w:cstheme="majorBidi" w:eastAsiaTheme="majorEastAsia" w:hAnsiTheme="majorHAnsi"/>
+      <w:rFonts w:ascii="Calibri" w:hAnsi="Calibri" w:eastAsia="" w:cs="" w:asciiTheme="majorHAnsi" w:cstheme="majorBidi" w:eastAsiaTheme="majorEastAsia" w:hAnsiTheme="majorHAnsi"/>
       <w:i/>
       <w:iCs/>
       <w:color w:themeColor="text1" w:themeTint="bf" w:val="404040"/>
@@ -3626,7 +3675,7 @@
       <w:outlineLvl w:val="7"/>
     </w:pPr>
     <w:rPr>
-      <w:rFonts w:ascii="Calibri" w:hAnsi="Calibri" w:eastAsia="ＭＳ ゴシック" w:cs="" w:asciiTheme="majorHAnsi" w:cstheme="majorBidi" w:eastAsiaTheme="majorEastAsia" w:hAnsiTheme="majorHAnsi"/>
+      <w:rFonts w:ascii="Calibri" w:hAnsi="Calibri" w:eastAsia="" w:cs="" w:asciiTheme="majorHAnsi" w:cstheme="majorBidi" w:eastAsiaTheme="majorEastAsia" w:hAnsiTheme="majorHAnsi"/>
       <w:color w:themeColor="accent1" w:val="4F81BD"/>
       <w:sz w:val="20"/>
       <w:szCs w:val="20"/>
@@ -3649,7 +3698,7 @@
       <w:outlineLvl w:val="8"/>
     </w:pPr>
     <w:rPr>
-      <w:rFonts w:ascii="Calibri" w:hAnsi="Calibri" w:eastAsia="ＭＳ ゴシック" w:cs="" w:asciiTheme="majorHAnsi" w:cstheme="majorBidi" w:eastAsiaTheme="majorEastAsia" w:hAnsiTheme="majorHAnsi"/>
+      <w:rFonts w:ascii="Calibri" w:hAnsi="Calibri" w:eastAsia="" w:cs="" w:asciiTheme="majorHAnsi" w:cstheme="majorBidi" w:eastAsiaTheme="majorEastAsia" w:hAnsiTheme="majorHAnsi"/>
       <w:i/>
       <w:iCs/>
       <w:color w:themeColor="text1" w:themeTint="bf" w:val="404040"/>
@@ -3691,7 +3740,7 @@
     <w:qFormat/>
     <w:rsid w:val="00fc693f"/>
     <w:rPr>
-      <w:rFonts w:ascii="Calibri" w:hAnsi="Calibri" w:eastAsia="ＭＳ ゴシック" w:cs="" w:asciiTheme="majorHAnsi" w:cstheme="majorBidi" w:eastAsiaTheme="majorEastAsia" w:hAnsiTheme="majorHAnsi"/>
+      <w:rFonts w:ascii="Calibri" w:hAnsi="Calibri" w:eastAsia="" w:cs="" w:asciiTheme="majorHAnsi" w:cstheme="majorBidi" w:eastAsiaTheme="majorEastAsia" w:hAnsiTheme="majorHAnsi"/>
       <w:b/>
       <w:bCs/>
       <w:color w:themeColor="accent1" w:themeShade="bf" w:val="365F91"/>
@@ -3707,7 +3756,7 @@
     <w:qFormat/>
     <w:rsid w:val="00fc693f"/>
     <w:rPr>
-      <w:rFonts w:ascii="Calibri" w:hAnsi="Calibri" w:eastAsia="ＭＳ ゴシック" w:cs="" w:asciiTheme="majorHAnsi" w:cstheme="majorBidi" w:eastAsiaTheme="majorEastAsia" w:hAnsiTheme="majorHAnsi"/>
+      <w:rFonts w:ascii="Calibri" w:hAnsi="Calibri" w:eastAsia="" w:cs="" w:asciiTheme="majorHAnsi" w:cstheme="majorBidi" w:eastAsiaTheme="majorEastAsia" w:hAnsiTheme="majorHAnsi"/>
       <w:b/>
       <w:bCs/>
       <w:color w:themeColor="accent1" w:val="4F81BD"/>
@@ -3723,7 +3772,7 @@
     <w:qFormat/>
     <w:rsid w:val="00fc693f"/>
     <w:rPr>
-      <w:rFonts w:ascii="Calibri" w:hAnsi="Calibri" w:eastAsia="ＭＳ ゴシック" w:cs="" w:asciiTheme="majorHAnsi" w:cstheme="majorBidi" w:eastAsiaTheme="majorEastAsia" w:hAnsiTheme="majorHAnsi"/>
+      <w:rFonts w:ascii="Calibri" w:hAnsi="Calibri" w:eastAsia="" w:cs="" w:asciiTheme="majorHAnsi" w:cstheme="majorBidi" w:eastAsiaTheme="majorEastAsia" w:hAnsiTheme="majorHAnsi"/>
       <w:b/>
       <w:bCs/>
       <w:color w:themeColor="accent1" w:val="4F81BD"/>
@@ -3737,7 +3786,7 @@
     <w:qFormat/>
     <w:rsid w:val="00fc693f"/>
     <w:rPr>
-      <w:rFonts w:ascii="Calibri" w:hAnsi="Calibri" w:eastAsia="ＭＳ ゴシック" w:cs="" w:asciiTheme="majorHAnsi" w:cstheme="majorBidi" w:eastAsiaTheme="majorEastAsia" w:hAnsiTheme="majorHAnsi"/>
+      <w:rFonts w:ascii="Calibri" w:hAnsi="Calibri" w:eastAsia="" w:cs="" w:asciiTheme="majorHAnsi" w:cstheme="majorBidi" w:eastAsiaTheme="majorEastAsia" w:hAnsiTheme="majorHAnsi"/>
       <w:color w:themeColor="text2" w:themeShade="bf" w:val="17365D"/>
       <w:spacing w:val="5"/>
       <w:kern w:val="2"/>
@@ -3753,7 +3802,7 @@
     <w:qFormat/>
     <w:rsid w:val="00fc693f"/>
     <w:rPr>
-      <w:rFonts w:ascii="Calibri" w:hAnsi="Calibri" w:eastAsia="ＭＳ ゴシック" w:cs="" w:asciiTheme="majorHAnsi" w:cstheme="majorBidi" w:eastAsiaTheme="majorEastAsia" w:hAnsiTheme="majorHAnsi"/>
+      <w:rFonts w:ascii="Calibri" w:hAnsi="Calibri" w:eastAsia="" w:cs="" w:asciiTheme="majorHAnsi" w:cstheme="majorBidi" w:eastAsiaTheme="majorEastAsia" w:hAnsiTheme="majorHAnsi"/>
       <w:i/>
       <w:iCs/>
       <w:color w:themeColor="accent1" w:val="4F81BD"/>
@@ -3826,7 +3875,7 @@
     <w:qFormat/>
     <w:rsid w:val="00fc693f"/>
     <w:rPr>
-      <w:rFonts w:ascii="Calibri" w:hAnsi="Calibri" w:eastAsia="ＭＳ ゴシック" w:cs="" w:asciiTheme="majorHAnsi" w:cstheme="majorBidi" w:eastAsiaTheme="majorEastAsia" w:hAnsiTheme="majorHAnsi"/>
+      <w:rFonts w:ascii="Calibri" w:hAnsi="Calibri" w:eastAsia="" w:cs="" w:asciiTheme="majorHAnsi" w:cstheme="majorBidi" w:eastAsiaTheme="majorEastAsia" w:hAnsiTheme="majorHAnsi"/>
       <w:b/>
       <w:bCs/>
       <w:i/>
@@ -3843,7 +3892,7 @@
     <w:qFormat/>
     <w:rsid w:val="00fc693f"/>
     <w:rPr>
-      <w:rFonts w:ascii="Calibri" w:hAnsi="Calibri" w:eastAsia="ＭＳ ゴシック" w:cs="" w:asciiTheme="majorHAnsi" w:cstheme="majorBidi" w:eastAsiaTheme="majorEastAsia" w:hAnsiTheme="majorHAnsi"/>
+      <w:rFonts w:ascii="Calibri" w:hAnsi="Calibri" w:eastAsia="" w:cs="" w:asciiTheme="majorHAnsi" w:cstheme="majorBidi" w:eastAsiaTheme="majorEastAsia" w:hAnsiTheme="majorHAnsi"/>
       <w:color w:themeColor="accent1" w:themeShade="7f" w:val="243F60"/>
     </w:rPr>
   </w:style>
@@ -3856,7 +3905,7 @@
     <w:qFormat/>
     <w:rsid w:val="00fc693f"/>
     <w:rPr>
-      <w:rFonts w:ascii="Calibri" w:hAnsi="Calibri" w:eastAsia="ＭＳ ゴシック" w:cs="" w:asciiTheme="majorHAnsi" w:cstheme="majorBidi" w:eastAsiaTheme="majorEastAsia" w:hAnsiTheme="majorHAnsi"/>
+      <w:rFonts w:ascii="Calibri" w:hAnsi="Calibri" w:eastAsia="" w:cs="" w:asciiTheme="majorHAnsi" w:cstheme="majorBidi" w:eastAsiaTheme="majorEastAsia" w:hAnsiTheme="majorHAnsi"/>
       <w:i/>
       <w:iCs/>
       <w:color w:themeColor="accent1" w:themeShade="7f" w:val="243F60"/>
@@ -3871,7 +3920,7 @@
     <w:qFormat/>
     <w:rsid w:val="00fc693f"/>
     <w:rPr>
-      <w:rFonts w:ascii="Calibri" w:hAnsi="Calibri" w:eastAsia="ＭＳ ゴシック" w:cs="" w:asciiTheme="majorHAnsi" w:cstheme="majorBidi" w:eastAsiaTheme="majorEastAsia" w:hAnsiTheme="majorHAnsi"/>
+      <w:rFonts w:ascii="Calibri" w:hAnsi="Calibri" w:eastAsia="" w:cs="" w:asciiTheme="majorHAnsi" w:cstheme="majorBidi" w:eastAsiaTheme="majorEastAsia" w:hAnsiTheme="majorHAnsi"/>
       <w:i/>
       <w:iCs/>
       <w:color w:themeColor="text1" w:themeTint="bf" w:val="404040"/>
@@ -3886,7 +3935,7 @@
     <w:qFormat/>
     <w:rsid w:val="00fc693f"/>
     <w:rPr>
-      <w:rFonts w:ascii="Calibri" w:hAnsi="Calibri" w:eastAsia="ＭＳ ゴシック" w:cs="" w:asciiTheme="majorHAnsi" w:cstheme="majorBidi" w:eastAsiaTheme="majorEastAsia" w:hAnsiTheme="majorHAnsi"/>
+      <w:rFonts w:ascii="Calibri" w:hAnsi="Calibri" w:eastAsia="" w:cs="" w:asciiTheme="majorHAnsi" w:cstheme="majorBidi" w:eastAsiaTheme="majorEastAsia" w:hAnsiTheme="majorHAnsi"/>
       <w:color w:themeColor="accent1" w:val="4F81BD"/>
       <w:sz w:val="20"/>
       <w:szCs w:val="20"/>
@@ -3901,7 +3950,7 @@
     <w:qFormat/>
     <w:rsid w:val="00fc693f"/>
     <w:rPr>
-      <w:rFonts w:ascii="Calibri" w:hAnsi="Calibri" w:eastAsia="ＭＳ ゴシック" w:cs="" w:asciiTheme="majorHAnsi" w:cstheme="majorBidi" w:eastAsiaTheme="majorEastAsia" w:hAnsiTheme="majorHAnsi"/>
+      <w:rFonts w:ascii="Calibri" w:hAnsi="Calibri" w:eastAsia="" w:cs="" w:asciiTheme="majorHAnsi" w:cstheme="majorBidi" w:eastAsiaTheme="majorEastAsia" w:hAnsiTheme="majorHAnsi"/>
       <w:i/>
       <w:iCs/>
       <w:color w:themeColor="text1" w:themeTint="bf" w:val="404040"/>
@@ -4127,12 +4176,13 @@
     <w:rsid w:val="00fc693f"/>
     <w:pPr>
       <w:widowControl/>
+      <w:suppressAutoHyphens w:val="true"/>
       <w:bidi w:val="0"/>
       <w:spacing w:lineRule="auto" w:line="240" w:before="0" w:after="0"/>
       <w:jc w:val="left"/>
     </w:pPr>
     <w:rPr>
-      <w:rFonts w:ascii="Cambria" w:hAnsi="Cambria" w:eastAsia="ＭＳ 明朝" w:cs="" w:asciiTheme="minorHAnsi" w:cstheme="minorBidi" w:eastAsiaTheme="minorEastAsia" w:hAnsiTheme="minorHAnsi"/>
+      <w:rFonts w:ascii="Cambria" w:hAnsi="Cambria" w:eastAsia="" w:cs="" w:asciiTheme="minorHAnsi" w:cstheme="minorBidi" w:eastAsiaTheme="minorEastAsia" w:hAnsiTheme="minorHAnsi"/>
       <w:color w:val="auto"/>
       <w:kern w:val="0"/>
       <w:sz w:val="22"/>
@@ -4156,7 +4206,7 @@
       <w:contextualSpacing/>
     </w:pPr>
     <w:rPr>
-      <w:rFonts w:ascii="Calibri" w:hAnsi="Calibri" w:eastAsia="ＭＳ ゴシック" w:cs="" w:asciiTheme="majorHAnsi" w:cstheme="majorBidi" w:eastAsiaTheme="majorEastAsia" w:hAnsiTheme="majorHAnsi"/>
+      <w:rFonts w:ascii="Calibri" w:hAnsi="Calibri" w:eastAsia="" w:cs="" w:asciiTheme="majorHAnsi" w:cstheme="majorBidi" w:eastAsiaTheme="majorEastAsia" w:hAnsiTheme="majorHAnsi"/>
       <w:color w:themeColor="text2" w:themeShade="bf" w:val="17365D"/>
       <w:spacing w:val="5"/>
       <w:kern w:val="2"/>
@@ -4174,7 +4224,7 @@
     <w:rsid w:val="00fc693f"/>
     <w:pPr/>
     <w:rPr>
-      <w:rFonts w:ascii="Calibri" w:hAnsi="Calibri" w:eastAsia="ＭＳ ゴシック" w:cs="" w:asciiTheme="majorHAnsi" w:cstheme="majorBidi" w:eastAsiaTheme="majorEastAsia" w:hAnsiTheme="majorHAnsi"/>
+      <w:rFonts w:ascii="Calibri" w:hAnsi="Calibri" w:eastAsia="" w:cs="" w:asciiTheme="majorHAnsi" w:cstheme="majorBidi" w:eastAsiaTheme="majorEastAsia" w:hAnsiTheme="majorHAnsi"/>
       <w:i/>
       <w:iCs/>
       <w:color w:themeColor="accent1" w:val="4F81BD"/>
@@ -4407,12 +4457,13 @@
         <w:tab w:val="left" w:pos="3456" w:leader="none"/>
         <w:tab w:val="left" w:pos="4032" w:leader="none"/>
       </w:tabs>
+      <w:suppressAutoHyphens w:val="true"/>
       <w:bidi w:val="0"/>
       <w:spacing w:lineRule="auto" w:line="276" w:before="0" w:after="200"/>
       <w:jc w:val="left"/>
     </w:pPr>
     <w:rPr>
-      <w:rFonts w:ascii="Courier" w:hAnsi="Courier" w:eastAsia="ＭＳ 明朝" w:cs="" w:cstheme="minorBidi" w:eastAsiaTheme="minorEastAsia"/>
+      <w:rFonts w:ascii="Courier" w:hAnsi="Courier" w:eastAsia="" w:cs="" w:cstheme="minorBidi" w:eastAsiaTheme="minorEastAsia"/>
       <w:color w:val="auto"/>
       <w:kern w:val="0"/>
       <w:sz w:val="20"/>
@@ -7630,7 +7681,6 @@
       <w:pPr>
         <w:spacing w:before="0" w:after="0" w:line="240" w:lineRule="auto"/>
       </w:pPr>
-      <w:rPr/>
       <w:tblPr/>
       <w:tcPr>
         <w:tcBorders>
@@ -7776,7 +7826,6 @@
       <w:pPr>
         <w:spacing w:before="0" w:after="0" w:line="240" w:lineRule="auto"/>
       </w:pPr>
-      <w:rPr/>
       <w:tblPr/>
       <w:tcPr>
         <w:tcBorders>
@@ -7922,7 +7971,6 @@
       <w:pPr>
         <w:spacing w:before="0" w:after="0" w:line="240" w:lineRule="auto"/>
       </w:pPr>
-      <w:rPr/>
       <w:tblPr/>
       <w:tcPr>
         <w:tcBorders>
@@ -8068,7 +8116,6 @@
       <w:pPr>
         <w:spacing w:before="0" w:after="0" w:line="240" w:lineRule="auto"/>
       </w:pPr>
-      <w:rPr/>
       <w:tblPr/>
       <w:tcPr>
         <w:tcBorders>
@@ -8214,7 +8261,6 @@
       <w:pPr>
         <w:spacing w:before="0" w:after="0" w:line="240" w:lineRule="auto"/>
       </w:pPr>
-      <w:rPr/>
       <w:tblPr/>
       <w:tcPr>
         <w:tcBorders>
@@ -8360,7 +8406,6 @@
       <w:pPr>
         <w:spacing w:before="0" w:after="0" w:line="240" w:lineRule="auto"/>
       </w:pPr>
-      <w:rPr/>
       <w:tblPr/>
       <w:tcPr>
         <w:tcBorders>
@@ -8506,7 +8551,6 @@
       <w:pPr>
         <w:spacing w:before="0" w:after="0" w:line="240" w:lineRule="auto"/>
       </w:pPr>
-      <w:rPr/>
       <w:tblPr/>
       <w:tcPr>
         <w:tcBorders>
